--- a/artifacts/SMB-15/build/internal-status-notes.docx
+++ b/artifacts/SMB-15/build/internal-status-notes.docx
@@ -97,7 +97,7 @@
         <w:pStyle w:val="FirstParagraph"/>
       </w:pPr>
       <w:r>
-        <w:t xml:space="preserve">Substantial completion landed on 20 March 2026, on the date we set at kickoff. Both rooms are finished work: the cabinet run set and levelled, the kitchen countertops templated, fitted and sealed, floor tile down in the kitchen and the bath, trim and casings hung, paint closed up.</w:t>
+        <w:t xml:space="preserve">Substantial completion landed on 20 March 2026, on the date we set at kickoff. Both rooms are finished work: the cabinet run set and levelled, the kitchen countertops templated, fitted and sealed, floor tile down in the kitchen and the bath, trim and casings hung.</w:t>
       </w:r>
     </w:p>
     <w:p>
@@ -139,7 +139,7 @@
         <w:pStyle w:val="BodyText"/>
       </w:pPr>
       <w:r>
-        <w:t xml:space="preserve">Punch list and closeout is the second thing past its planned end, and it is not the same thing. It was planned to finish 27 March 2026 and it has no completion date, because the work is still open and running. One is late and done, the other is late and open. Anyone counting overdue milestones straight off the schedule gets two, and only one of the two can be measured, so the next update has to say each of them the right way round.</w:t>
+        <w:t xml:space="preserve">Punch list and closeout is the second thing past its planned end, and it is not the same thing. It was planned to finish 27 March 2026 and it has no completion date, because the work is still open and running.</w:t>
       </w:r>
     </w:p>
     <w:bookmarkEnd w:id="10"/>
@@ -176,22 +176,6 @@
         <w:t xml:space="preserve">The rework the electrical sub caused came in at $6,480.00, which is past the contingency and straight out of our margin. They burned five days we did not have on a two day job, and the homeowners have not asked one question about it, which is the only reason this has not turned into a change order argument.</w:t>
       </w:r>
     </w:p>
-    <w:p>
-      <w:pPr>
-        <w:pStyle w:val="BodyText"/>
-      </w:pPr>
-      <w:r>
-        <w:t xml:space="preserve">Three figures in these notes state a dollar amount. Two are safe to repeat, because the contract value and the contingency allowance both appear on the approved proposal the homeowners already hold. The third states a number that is on no client facing document and must never reach one. It lives in the job cost tracker and the margin review worksheet and it stays there.</w:t>
-      </w:r>
-    </w:p>
-    <w:p>
-      <w:pPr>
-        <w:pStyle w:val="BodyText"/>
-      </w:pPr>
-      <w:r>
-        <w:t xml:space="preserve">I have not named the electrical subcontractor anywhere in this file and I am not naming them in the closeout document either. A company name in a client document would turn a scheduling problem into an argument, and the money does not change either way.</w:t>
-      </w:r>
-    </w:p>
     <w:bookmarkEnd w:id="11"/>
     <w:bookmarkStart w:id="12" w:name="the-client"/>
     <w:p>
@@ -257,7 +241,7 @@
         <w:pStyle w:val="BodyText"/>
       </w:pPr>
       <w:r>
-        <w:t xml:space="preserve">List what is actually finished: substantial completion on 20 March 2026, the cabinet run, the countertops, the tile, the trim and the paint. The homeowners can see the rooms, so the list has to match what they are standing in.</w:t>
+        <w:t xml:space="preserve">List what is actually finished: substantial completion on 20 March 2026, the cabinet run, the countertops, the tile and the trim. The homeowners can see the rooms, so the list has to match what they are standing in.</w:t>
       </w:r>
     </w:p>
     <w:p>
